--- a/public/templates/قرار_تكليف.docx
+++ b/public/templates/قرار_تكليف.docx
@@ -237,7 +237,27 @@
           <w:szCs w:val="28"/>
           <w:rtl/>
         </w:rPr>
-        <w:t>اليوم:............................................</w:t>
+        <w:t>اليوم:.</w:t>
+      </w:r>
+      <w:r>
+        <w:rPr>
+          <w:rFonts w:ascii="Courier New" w:hAnsi="Courier New" w:cs="Courier New"/>
+          <w:color w:val="3F3F46"/>
+          <w:sz w:val="18"/>
+          <w:szCs w:val="18"/>
+          <w:shd w:val="clear" w:color="auto" w:fill="F7F4ED"/>
+        </w:rPr>
+        <w:t xml:space="preserve"> </w:t>
+      </w:r>
+      <w:r>
+        <w:rPr>
+          <w:rFonts w:ascii="Courier New" w:hAnsi="Courier New" w:cs="Courier New"/>
+          <w:color w:val="3F3F46"/>
+          <w:sz w:val="18"/>
+          <w:szCs w:val="18"/>
+          <w:shd w:val="clear" w:color="auto" w:fill="F7F4ED"/>
+        </w:rPr>
+        <w:t>{{day}}</w:t>
       </w:r>
     </w:p>
     <w:p>
@@ -260,7 +280,27 @@
           <w:szCs w:val="28"/>
           <w:rtl/>
         </w:rPr>
-        <w:t>التاريخ:.........................................</w:t>
+        <w:t>التاريخ:.</w:t>
+      </w:r>
+      <w:r>
+        <w:rPr>
+          <w:rFonts w:ascii="Courier New" w:hAnsi="Courier New" w:cs="Courier New"/>
+          <w:color w:val="3F3F46"/>
+          <w:sz w:val="18"/>
+          <w:szCs w:val="18"/>
+          <w:shd w:val="clear" w:color="auto" w:fill="F7F4ED"/>
+        </w:rPr>
+        <w:t xml:space="preserve"> </w:t>
+      </w:r>
+      <w:r>
+        <w:rPr>
+          <w:rFonts w:ascii="Courier New" w:hAnsi="Courier New" w:cs="Courier New"/>
+          <w:color w:val="3F3F46"/>
+          <w:sz w:val="18"/>
+          <w:szCs w:val="18"/>
+          <w:shd w:val="clear" w:color="auto" w:fill="F7F4ED"/>
+        </w:rPr>
+        <w:t>{{date}}</w:t>
       </w:r>
     </w:p>
     <w:p>
@@ -283,7 +323,27 @@
           <w:szCs w:val="28"/>
           <w:rtl/>
         </w:rPr>
-        <w:t>الموضوع:......................................</w:t>
+        <w:t>الموضوع:</w:t>
+      </w:r>
+      <w:r>
+        <w:rPr>
+          <w:rFonts w:ascii="Courier New" w:hAnsi="Courier New" w:cs="Courier New"/>
+          <w:color w:val="3F3F46"/>
+          <w:sz w:val="18"/>
+          <w:szCs w:val="18"/>
+          <w:shd w:val="clear" w:color="auto" w:fill="F7F4ED"/>
+        </w:rPr>
+        <w:t xml:space="preserve"> </w:t>
+      </w:r>
+      <w:r>
+        <w:rPr>
+          <w:rFonts w:ascii="Courier New" w:hAnsi="Courier New" w:cs="Courier New"/>
+          <w:color w:val="3F3F46"/>
+          <w:sz w:val="18"/>
+          <w:szCs w:val="18"/>
+          <w:shd w:val="clear" w:color="auto" w:fill="F7F4ED"/>
+        </w:rPr>
+        <w:t>{{subject}}</w:t>
       </w:r>
     </w:p>
     <w:p>
@@ -306,7 +366,49 @@
           <w:szCs w:val="28"/>
           <w:rtl/>
         </w:rPr>
-        <w:t>السيد:...........................................</w:t>
+        <w:t>السيد:</w:t>
+      </w:r>
+      <w:r>
+        <w:rPr>
+          <w:rFonts w:ascii="Courier New" w:hAnsi="Courier New" w:cs="Courier New"/>
+          <w:color w:val="3F3F46"/>
+          <w:sz w:val="18"/>
+          <w:szCs w:val="18"/>
+          <w:shd w:val="clear" w:color="auto" w:fill="F7F4ED"/>
+        </w:rPr>
+        <w:t xml:space="preserve"> </w:t>
+      </w:r>
+      <w:r>
+        <w:rPr>
+          <w:rFonts w:ascii="Courier New" w:hAnsi="Courier New" w:cs="Courier New"/>
+          <w:color w:val="3F3F46"/>
+          <w:sz w:val="18"/>
+          <w:szCs w:val="18"/>
+          <w:shd w:val="clear" w:color="auto" w:fill="F7F4ED"/>
+        </w:rPr>
+        <w:t>{{</w:t>
+      </w:r>
+      <w:proofErr w:type="spellStart"/>
+      <w:r>
+        <w:rPr>
+          <w:rFonts w:ascii="Courier New" w:hAnsi="Courier New" w:cs="Courier New"/>
+          <w:color w:val="3F3F46"/>
+          <w:sz w:val="18"/>
+          <w:szCs w:val="18"/>
+          <w:shd w:val="clear" w:color="auto" w:fill="F7F4ED"/>
+        </w:rPr>
+        <w:t>person_name</w:t>
+      </w:r>
+      <w:proofErr w:type="spellEnd"/>
+      <w:r>
+        <w:rPr>
+          <w:rFonts w:ascii="Courier New" w:hAnsi="Courier New" w:cs="Courier New"/>
+          <w:color w:val="3F3F46"/>
+          <w:sz w:val="18"/>
+          <w:szCs w:val="18"/>
+          <w:shd w:val="clear" w:color="auto" w:fill="F7F4ED"/>
+        </w:rPr>
+        <w:t>}}</w:t>
       </w:r>
     </w:p>
     <w:p>
@@ -433,7 +535,6 @@
       <w:pPr>
         <w:spacing w:after="0" w:line="360" w:lineRule="auto"/>
         <w:rPr>
-          <w:rFonts w:hint="cs"/>
           <w:b/>
           <w:bCs/>
           <w:sz w:val="28"/>
@@ -480,9 +581,64 @@
     </w:p>
     <w:p>
       <w:pPr>
+        <w:spacing w:after="0" w:line="360" w:lineRule="auto"/>
+        <w:jc w:val="right"/>
+        <w:rPr>
+          <w:b/>
+          <w:bCs/>
+          <w:sz w:val="28"/>
+          <w:szCs w:val="28"/>
+          <w:rtl/>
+        </w:rPr>
+      </w:pPr>
+      <w:r>
+        <w:rPr>
+          <w:rFonts w:hint="cs"/>
+          <w:b/>
+          <w:bCs/>
+          <w:sz w:val="28"/>
+          <w:szCs w:val="28"/>
+          <w:rtl/>
+        </w:rPr>
+        <w:t xml:space="preserve">  </w:t>
+      </w:r>
+      <w:r>
+        <w:rPr>
+          <w:rFonts w:ascii="Courier New" w:hAnsi="Courier New" w:cs="Courier New"/>
+          <w:color w:val="3F3F46"/>
+          <w:sz w:val="18"/>
+          <w:szCs w:val="18"/>
+          <w:shd w:val="clear" w:color="auto" w:fill="F7F4ED"/>
+        </w:rPr>
+        <w:t>{{</w:t>
+      </w:r>
+      <w:proofErr w:type="spellStart"/>
+      <w:r>
+        <w:rPr>
+          <w:rFonts w:ascii="Courier New" w:hAnsi="Courier New" w:cs="Courier New"/>
+          <w:color w:val="3F3F46"/>
+          <w:sz w:val="18"/>
+          <w:szCs w:val="18"/>
+          <w:shd w:val="clear" w:color="auto" w:fill="F7F4ED"/>
+        </w:rPr>
+        <w:t>director_name</w:t>
+      </w:r>
+      <w:proofErr w:type="spellEnd"/>
+      <w:r>
+        <w:rPr>
+          <w:rFonts w:ascii="Courier New" w:hAnsi="Courier New" w:cs="Courier New"/>
+          <w:color w:val="3F3F46"/>
+          <w:sz w:val="18"/>
+          <w:szCs w:val="18"/>
+          <w:shd w:val="clear" w:color="auto" w:fill="F7F4ED"/>
+        </w:rPr>
+        <w:t>}}</w:t>
+      </w:r>
+    </w:p>
+    <w:p>
+      <w:pPr>
         <w:spacing w:after="0"/>
         <w:rPr>
-          <w:rFonts w:hint="cs"/>
           <w:b/>
           <w:bCs/>
           <w:sz w:val="28"/>

--- a/public/templates/قرار_تكليف.docx
+++ b/public/templates/قرار_تكليف.docx
@@ -3,9 +3,17 @@
 <w:document xmlns:wpc="http://schemas.microsoft.com/office/word/2010/wordprocessingCanvas" xmlns:cx="http://schemas.microsoft.com/office/drawing/2014/chartex" xmlns:cx1="http://schemas.microsoft.com/office/drawing/2015/9/8/chartex" xmlns:cx2="http://schemas.microsoft.com/office/drawing/2015/10/21/chartex" xmlns:cx3="http://schemas.microsoft.com/office/drawing/2016/5/9/chartex" xmlns:cx4="http://schemas.microsoft.com/office/drawing/2016/5/10/chartex" xmlns:cx5="http://schemas.microsoft.com/office/drawing/2016/5/11/chartex" xmlns:cx6="http://schemas.microsoft.com/office/drawing/2016/5/12/chartex" xmlns:cx7="http://schemas.microsoft.com/office/drawing/2016/5/13/chartex" xmlns:cx8="http://schemas.microsoft.com/office/drawing/2016/5/14/chartex" xmlns:mc="http://schemas.openxmlformats.org/markup-compatibility/2006" xmlns:aink="http://schemas.microsoft.com/office/drawing/2016/ink" xmlns:am3d="http://schemas.microsoft.com/office/drawing/2017/model3d" xmlns:o="urn:schemas-microsoft-com:office:office" xmlns:r="http://schemas.openxmlformats.org/officeDocument/2006/relationships" xmlns:m="http://schemas.openxmlformats.org/officeDocument/2006/math" xmlns:v="urn:schemas-microsoft-com:vml" xmlns:wp14="http://schemas.microsoft.com/office/word/2010/wordprocessingDrawing" xmlns:wp="http://schemas.openxmlformats.org/drawingml/2006/wordprocessingDrawing" xmlns:w10="urn:schemas-microsoft-com:office:word" xmlns:w="http://schemas.openxmlformats.org/wordprocessingml/2006/main" xmlns:w14="http://schemas.microsoft.com/office/word/2010/wordml" xmlns:w15="http://schemas.microsoft.com/office/word/2012/wordml" xmlns:w16cex="http://schemas.microsoft.com/office/word/2018/wordml/cex" xmlns:w16cid="http://schemas.microsoft.com/office/word/2016/wordml/cid" xmlns:w16="http://schemas.microsoft.com/office/word/2018/wordml" xmlns:w16sdtdh="http://schemas.microsoft.com/office/word/2020/wordml/sdtdatahash" xmlns:w16se="http://schemas.microsoft.com/office/word/2015/wordml/symex" xmlns:wpg="http://schemas.microsoft.com/office/word/2010/wordprocessingGroup" xmlns:wpi="http://schemas.microsoft.com/office/word/2010/wordprocessingInk" xmlns:wne="http://schemas.microsoft.com/office/word/2006/wordml" xmlns:wps="http://schemas.microsoft.com/office/word/2010/wordprocessingShape" mc:Ignorable="w14 w15 w16se w16cid w16 w16cex w16sdtdh wp14">
   <w:body>
     <w:p>
+      <w:pPr>
+        <w:rPr>
+          <w:sz w:val="28"/>
+          <w:szCs w:val="28"/>
+        </w:rPr>
+      </w:pPr>
       <w:r>
         <w:rPr>
           <w:noProof/>
+          <w:sz w:val="28"/>
+          <w:szCs w:val="28"/>
         </w:rPr>
         <w:drawing>
           <wp:anchor distT="0" distB="0" distL="114300" distR="114300" simplePos="0" relativeHeight="251657728" behindDoc="0" locked="0" layoutInCell="1" allowOverlap="1" wp14:anchorId="10F12AF0" wp14:editId="28F79331">
@@ -118,6 +126,16 @@
         </w:rPr>
         <w:t xml:space="preserve">مديرية التربية والتعليم </w:t>
       </w:r>
+      <w:r>
+        <w:rPr>
+          <w:rFonts w:ascii="Courier New" w:hAnsi="Courier New" w:cs="Courier New"/>
+          <w:color w:val="3F3F46"/>
+          <w:sz w:val="24"/>
+          <w:szCs w:val="24"/>
+          <w:shd w:val="clear" w:color="auto" w:fill="F7F4ED"/>
+        </w:rPr>
+        <w:t>{{directorate}}</w:t>
+      </w:r>
     </w:p>
     <w:p>
       <w:pPr>
@@ -158,8 +176,8 @@
         <w:rPr>
           <w:rFonts w:ascii="Courier New" w:hAnsi="Courier New" w:cs="Courier New"/>
           <w:color w:val="3F3F46"/>
-          <w:sz w:val="18"/>
-          <w:szCs w:val="18"/>
+          <w:sz w:val="28"/>
+          <w:szCs w:val="28"/>
           <w:shd w:val="clear" w:color="auto" w:fill="F7F4ED"/>
         </w:rPr>
         <w:t>{{school}}</w:t>
@@ -243,21 +261,44 @@
         <w:rPr>
           <w:rFonts w:ascii="Courier New" w:hAnsi="Courier New" w:cs="Courier New"/>
           <w:color w:val="3F3F46"/>
-          <w:sz w:val="18"/>
-          <w:szCs w:val="18"/>
+          <w:sz w:val="28"/>
+          <w:szCs w:val="28"/>
           <w:shd w:val="clear" w:color="auto" w:fill="F7F4ED"/>
         </w:rPr>
-        <w:t xml:space="preserve"> </w:t>
+        <w:t xml:space="preserve"> {{day}}</w:t>
+      </w:r>
+    </w:p>
+    <w:p>
+      <w:pPr>
+        <w:spacing w:after="0" w:line="360" w:lineRule="auto"/>
+        <w:rPr>
+          <w:b/>
+          <w:bCs/>
+          <w:sz w:val="28"/>
+          <w:szCs w:val="28"/>
+          <w:rtl/>
+        </w:rPr>
+      </w:pPr>
+      <w:r>
+        <w:rPr>
+          <w:rFonts w:hint="cs"/>
+          <w:b/>
+          <w:bCs/>
+          <w:sz w:val="28"/>
+          <w:szCs w:val="28"/>
+          <w:rtl/>
+        </w:rPr>
+        <w:t>التاريخ:.</w:t>
       </w:r>
       <w:r>
         <w:rPr>
           <w:rFonts w:ascii="Courier New" w:hAnsi="Courier New" w:cs="Courier New"/>
           <w:color w:val="3F3F46"/>
-          <w:sz w:val="18"/>
-          <w:szCs w:val="18"/>
+          <w:sz w:val="28"/>
+          <w:szCs w:val="28"/>
           <w:shd w:val="clear" w:color="auto" w:fill="F7F4ED"/>
         </w:rPr>
-        <w:t>{{day}}</w:t>
+        <w:t xml:space="preserve"> {{date}}</w:t>
       </w:r>
     </w:p>
     <w:p>
@@ -280,132 +321,69 @@
           <w:szCs w:val="28"/>
           <w:rtl/>
         </w:rPr>
-        <w:t>التاريخ:.</w:t>
+        <w:t>الموضوع:</w:t>
       </w:r>
       <w:r>
         <w:rPr>
           <w:rFonts w:ascii="Courier New" w:hAnsi="Courier New" w:cs="Courier New"/>
           <w:color w:val="3F3F46"/>
-          <w:sz w:val="18"/>
-          <w:szCs w:val="18"/>
+          <w:sz w:val="28"/>
+          <w:szCs w:val="28"/>
           <w:shd w:val="clear" w:color="auto" w:fill="F7F4ED"/>
         </w:rPr>
-        <w:t xml:space="preserve"> </w:t>
+        <w:t xml:space="preserve"> {{subject}}</w:t>
+      </w:r>
+    </w:p>
+    <w:p>
+      <w:pPr>
+        <w:spacing w:after="0" w:line="360" w:lineRule="auto"/>
+        <w:rPr>
+          <w:b/>
+          <w:bCs/>
+          <w:sz w:val="28"/>
+          <w:szCs w:val="28"/>
+          <w:rtl/>
+        </w:rPr>
+      </w:pPr>
+      <w:r>
+        <w:rPr>
+          <w:rFonts w:hint="cs"/>
+          <w:b/>
+          <w:bCs/>
+          <w:sz w:val="28"/>
+          <w:szCs w:val="28"/>
+          <w:rtl/>
+        </w:rPr>
+        <w:t>السيد:</w:t>
       </w:r>
       <w:r>
         <w:rPr>
           <w:rFonts w:ascii="Courier New" w:hAnsi="Courier New" w:cs="Courier New"/>
           <w:color w:val="3F3F46"/>
-          <w:sz w:val="18"/>
-          <w:szCs w:val="18"/>
+          <w:sz w:val="28"/>
+          <w:szCs w:val="28"/>
           <w:shd w:val="clear" w:color="auto" w:fill="F7F4ED"/>
         </w:rPr>
-        <w:t>{{date}}</w:t>
-      </w:r>
-    </w:p>
-    <w:p>
-      <w:pPr>
-        <w:spacing w:after="0" w:line="360" w:lineRule="auto"/>
-        <w:rPr>
-          <w:b/>
-          <w:bCs/>
-          <w:sz w:val="28"/>
-          <w:szCs w:val="28"/>
-          <w:rtl/>
-        </w:rPr>
-      </w:pPr>
-      <w:r>
-        <w:rPr>
-          <w:rFonts w:hint="cs"/>
-          <w:b/>
-          <w:bCs/>
-          <w:sz w:val="28"/>
-          <w:szCs w:val="28"/>
-          <w:rtl/>
-        </w:rPr>
-        <w:t>الموضوع:</w:t>
-      </w:r>
+        <w:t xml:space="preserve"> {{</w:t>
+      </w:r>
+      <w:proofErr w:type="spellStart"/>
       <w:r>
         <w:rPr>
           <w:rFonts w:ascii="Courier New" w:hAnsi="Courier New" w:cs="Courier New"/>
           <w:color w:val="3F3F46"/>
-          <w:sz w:val="18"/>
-          <w:szCs w:val="18"/>
+          <w:sz w:val="28"/>
+          <w:szCs w:val="28"/>
           <w:shd w:val="clear" w:color="auto" w:fill="F7F4ED"/>
         </w:rPr>
-        <w:t xml:space="preserve"> </w:t>
-      </w:r>
+        <w:t>person_name</w:t>
+      </w:r>
+      <w:proofErr w:type="spellEnd"/>
       <w:r>
         <w:rPr>
           <w:rFonts w:ascii="Courier New" w:hAnsi="Courier New" w:cs="Courier New"/>
           <w:color w:val="3F3F46"/>
-          <w:sz w:val="18"/>
-          <w:szCs w:val="18"/>
-          <w:shd w:val="clear" w:color="auto" w:fill="F7F4ED"/>
-        </w:rPr>
-        <w:t>{{subject}}</w:t>
-      </w:r>
-    </w:p>
-    <w:p>
-      <w:pPr>
-        <w:spacing w:after="0" w:line="360" w:lineRule="auto"/>
-        <w:rPr>
-          <w:b/>
-          <w:bCs/>
-          <w:sz w:val="28"/>
-          <w:szCs w:val="28"/>
-          <w:rtl/>
-        </w:rPr>
-      </w:pPr>
-      <w:r>
-        <w:rPr>
-          <w:rFonts w:hint="cs"/>
-          <w:b/>
-          <w:bCs/>
-          <w:sz w:val="28"/>
-          <w:szCs w:val="28"/>
-          <w:rtl/>
-        </w:rPr>
-        <w:t>السيد:</w:t>
-      </w:r>
-      <w:r>
-        <w:rPr>
-          <w:rFonts w:ascii="Courier New" w:hAnsi="Courier New" w:cs="Courier New"/>
-          <w:color w:val="3F3F46"/>
-          <w:sz w:val="18"/>
-          <w:szCs w:val="18"/>
-          <w:shd w:val="clear" w:color="auto" w:fill="F7F4ED"/>
-        </w:rPr>
-        <w:t xml:space="preserve"> </w:t>
-      </w:r>
-      <w:r>
-        <w:rPr>
-          <w:rFonts w:ascii="Courier New" w:hAnsi="Courier New" w:cs="Courier New"/>
-          <w:color w:val="3F3F46"/>
-          <w:sz w:val="18"/>
-          <w:szCs w:val="18"/>
-          <w:shd w:val="clear" w:color="auto" w:fill="F7F4ED"/>
-        </w:rPr>
-        <w:t>{{</w:t>
-      </w:r>
-      <w:proofErr w:type="spellStart"/>
-      <w:r>
-        <w:rPr>
-          <w:rFonts w:ascii="Courier New" w:hAnsi="Courier New" w:cs="Courier New"/>
-          <w:color w:val="3F3F46"/>
-          <w:sz w:val="18"/>
-          <w:szCs w:val="18"/>
-          <w:shd w:val="clear" w:color="auto" w:fill="F7F4ED"/>
-        </w:rPr>
-        <w:t>person_name</w:t>
-      </w:r>
-      <w:proofErr w:type="spellEnd"/>
-      <w:r>
-        <w:rPr>
-          <w:rFonts w:ascii="Courier New" w:hAnsi="Courier New" w:cs="Courier New"/>
-          <w:color w:val="3F3F46"/>
-          <w:sz w:val="18"/>
-          <w:szCs w:val="18"/>
+          <w:sz w:val="28"/>
+          <w:szCs w:val="28"/>
           <w:shd w:val="clear" w:color="auto" w:fill="F7F4ED"/>
         </w:rPr>
         <w:t>}}</w:t>
@@ -488,8 +466,8 @@
         <w:rPr>
           <w:rFonts w:ascii="Courier New" w:hAnsi="Courier New" w:cs="Courier New"/>
           <w:color w:val="3F3F46"/>
-          <w:sz w:val="18"/>
-          <w:szCs w:val="18"/>
+          <w:sz w:val="28"/>
+          <w:szCs w:val="28"/>
           <w:shd w:val="clear" w:color="auto" w:fill="F7F4ED"/>
         </w:rPr>
         <w:t>{{description}}</w:t>
@@ -606,8 +584,8 @@
         <w:rPr>
           <w:rFonts w:ascii="Courier New" w:hAnsi="Courier New" w:cs="Courier New"/>
           <w:color w:val="3F3F46"/>
-          <w:sz w:val="18"/>
-          <w:szCs w:val="18"/>
+          <w:sz w:val="28"/>
+          <w:szCs w:val="28"/>
           <w:shd w:val="clear" w:color="auto" w:fill="F7F4ED"/>
         </w:rPr>
         <w:t>{{</w:t>
@@ -617,8 +595,8 @@
         <w:rPr>
           <w:rFonts w:ascii="Courier New" w:hAnsi="Courier New" w:cs="Courier New"/>
           <w:color w:val="3F3F46"/>
-          <w:sz w:val="18"/>
-          <w:szCs w:val="18"/>
+          <w:sz w:val="28"/>
+          <w:szCs w:val="28"/>
           <w:shd w:val="clear" w:color="auto" w:fill="F7F4ED"/>
         </w:rPr>
         <w:t>director_name</w:t>
@@ -628,8 +606,8 @@
         <w:rPr>
           <w:rFonts w:ascii="Courier New" w:hAnsi="Courier New" w:cs="Courier New"/>
           <w:color w:val="3F3F46"/>
-          <w:sz w:val="18"/>
-          <w:szCs w:val="18"/>
+          <w:sz w:val="28"/>
+          <w:szCs w:val="28"/>
           <w:shd w:val="clear" w:color="auto" w:fill="F7F4ED"/>
         </w:rPr>
         <w:t>}}</w:t>
